--- a/public/docs/dpresume.docx
+++ b/public/docs/dpresume.docx
@@ -108,82 +108,161 @@
                 <w:szCs w:val="15"/>
               </w:rPr>
             </w:pPr>
+            <w:proofErr w:type="spellStart"/>
+            <w:proofErr w:type="gramStart"/>
             <w:r>
               <w:rPr>
                 <w:sz w:val="15"/>
                 <w:szCs w:val="15"/>
               </w:rPr>
-              <w:t xml:space="preserve">NextJS </w:t>
-            </w:r>
+              <w:t>NextJS</w:t>
+            </w:r>
+            <w:proofErr w:type="spellEnd"/>
             <w:r>
               <w:rPr>
                 <w:sz w:val="15"/>
                 <w:szCs w:val="15"/>
               </w:rPr>
-              <w:t xml:space="preserve">. </w:t>
+              <w:t xml:space="preserve"> </w:t>
             </w:r>
             <w:r>
               <w:rPr>
                 <w:sz w:val="15"/>
                 <w:szCs w:val="15"/>
               </w:rPr>
-              <w:t>ReactJS</w:t>
-            </w:r>
+              <w:t>.</w:t>
+            </w:r>
+            <w:proofErr w:type="gramEnd"/>
             <w:r>
               <w:rPr>
                 <w:sz w:val="15"/>
                 <w:szCs w:val="15"/>
               </w:rPr>
-              <w:t xml:space="preserve"> .</w:t>
-            </w:r>
+              <w:t xml:space="preserve"> </w:t>
+            </w:r>
+            <w:proofErr w:type="gramStart"/>
             <w:r>
               <w:rPr>
                 <w:sz w:val="15"/>
                 <w:szCs w:val="15"/>
               </w:rPr>
-              <w:t xml:space="preserve"> </w:t>
+              <w:t>ReactJS</w:t>
             </w:r>
             <w:r>
               <w:rPr>
                 <w:sz w:val="15"/>
                 <w:szCs w:val="15"/>
               </w:rPr>
-              <w:t>PayloadCMS . AEM</w:t>
-            </w:r>
+              <w:t xml:space="preserve"> .</w:t>
+            </w:r>
+            <w:proofErr w:type="gramEnd"/>
             <w:r>
               <w:rPr>
                 <w:sz w:val="15"/>
                 <w:szCs w:val="15"/>
               </w:rPr>
-              <w:t xml:space="preserve"> . Micro-frontends</w:t>
-            </w:r>
+              <w:t xml:space="preserve"> </w:t>
+            </w:r>
+            <w:proofErr w:type="spellStart"/>
+            <w:proofErr w:type="gramStart"/>
             <w:r>
               <w:rPr>
                 <w:sz w:val="15"/>
                 <w:szCs w:val="15"/>
               </w:rPr>
-              <w:t xml:space="preserve"> &amp; design-systems</w:t>
-            </w:r>
+              <w:t>PayloadCMS</w:t>
+            </w:r>
+            <w:proofErr w:type="spellEnd"/>
             <w:r>
               <w:rPr>
                 <w:sz w:val="15"/>
                 <w:szCs w:val="15"/>
               </w:rPr>
-              <w:t xml:space="preserve"> . </w:t>
-            </w:r>
+              <w:t xml:space="preserve"> .</w:t>
+            </w:r>
+            <w:proofErr w:type="gramEnd"/>
             <w:r>
               <w:rPr>
                 <w:sz w:val="15"/>
                 <w:szCs w:val="15"/>
               </w:rPr>
-              <w:t>JS</w:t>
-            </w:r>
+              <w:t xml:space="preserve"> </w:t>
+            </w:r>
+            <w:proofErr w:type="gramStart"/>
             <w:r>
               <w:rPr>
                 <w:sz w:val="15"/>
                 <w:szCs w:val="15"/>
               </w:rPr>
-              <w:t xml:space="preserve"> . Html5/CSS/Tailwind</w:t>
+              <w:t>AEM</w:t>
+            </w:r>
+            <w:r>
+              <w:rPr>
+                <w:sz w:val="15"/>
+                <w:szCs w:val="15"/>
+              </w:rPr>
+              <w:t xml:space="preserve"> .</w:t>
+            </w:r>
+            <w:proofErr w:type="gramEnd"/>
+            <w:r>
+              <w:rPr>
+                <w:sz w:val="15"/>
+                <w:szCs w:val="15"/>
+              </w:rPr>
+              <w:t xml:space="preserve"> Micro-frontends</w:t>
+            </w:r>
+            <w:r>
+              <w:rPr>
+                <w:sz w:val="15"/>
+                <w:szCs w:val="15"/>
+              </w:rPr>
+              <w:t xml:space="preserve"> &amp; design-</w:t>
+            </w:r>
+            <w:proofErr w:type="gramStart"/>
+            <w:r>
+              <w:rPr>
+                <w:sz w:val="15"/>
+                <w:szCs w:val="15"/>
+              </w:rPr>
+              <w:t>systems</w:t>
+            </w:r>
+            <w:r>
+              <w:rPr>
+                <w:sz w:val="15"/>
+                <w:szCs w:val="15"/>
+              </w:rPr>
+              <w:t xml:space="preserve"> .</w:t>
+            </w:r>
+            <w:proofErr w:type="gramEnd"/>
+            <w:r>
+              <w:rPr>
+                <w:sz w:val="15"/>
+                <w:szCs w:val="15"/>
+              </w:rPr>
+              <w:t xml:space="preserve"> </w:t>
+            </w:r>
+            <w:proofErr w:type="gramStart"/>
+            <w:r>
+              <w:rPr>
+                <w:sz w:val="15"/>
+                <w:szCs w:val="15"/>
+              </w:rPr>
+              <w:t>JS</w:t>
+            </w:r>
+            <w:r>
+              <w:rPr>
+                <w:sz w:val="15"/>
+                <w:szCs w:val="15"/>
+              </w:rPr>
+              <w:t xml:space="preserve"> .</w:t>
+            </w:r>
+            <w:proofErr w:type="gramEnd"/>
+            <w:r>
+              <w:rPr>
+                <w:sz w:val="15"/>
+                <w:szCs w:val="15"/>
+              </w:rPr>
+              <w:t xml:space="preserve"> Html5/CSS/Tailwind</w:t>
             </w:r>
           </w:p>
         </w:tc>
@@ -273,6 +352,7 @@
               </w:rPr>
               <w:t xml:space="preserve">FE </w:t>
             </w:r>
+            <w:proofErr w:type="gramStart"/>
             <w:r>
               <w:rPr>
                 <w:sz w:val="14"/>
@@ -287,7 +367,52 @@
                 <w:szCs w:val="14"/>
                 <w:u w:val="single"/>
               </w:rPr>
-              <w:t xml:space="preserve"> . Technophile . Dynamic . Motivated</w:t>
+              <w:t xml:space="preserve"> .</w:t>
+            </w:r>
+            <w:proofErr w:type="gramEnd"/>
+            <w:r>
+              <w:rPr>
+                <w:sz w:val="14"/>
+                <w:szCs w:val="14"/>
+                <w:u w:val="single"/>
+              </w:rPr>
+              <w:t xml:space="preserve"> </w:t>
+            </w:r>
+            <w:proofErr w:type="gramStart"/>
+            <w:r>
+              <w:rPr>
+                <w:sz w:val="14"/>
+                <w:szCs w:val="14"/>
+                <w:u w:val="single"/>
+              </w:rPr>
+              <w:t>Technophile .</w:t>
+            </w:r>
+            <w:proofErr w:type="gramEnd"/>
+            <w:r>
+              <w:rPr>
+                <w:sz w:val="14"/>
+                <w:szCs w:val="14"/>
+                <w:u w:val="single"/>
+              </w:rPr>
+              <w:t xml:space="preserve"> </w:t>
+            </w:r>
+            <w:proofErr w:type="gramStart"/>
+            <w:r>
+              <w:rPr>
+                <w:sz w:val="14"/>
+                <w:szCs w:val="14"/>
+                <w:u w:val="single"/>
+              </w:rPr>
+              <w:t>Dynamic .</w:t>
+            </w:r>
+            <w:proofErr w:type="gramEnd"/>
+            <w:r>
+              <w:rPr>
+                <w:sz w:val="14"/>
+                <w:szCs w:val="14"/>
+                <w:u w:val="single"/>
+              </w:rPr>
+              <w:t xml:space="preserve"> Motivated</w:t>
             </w:r>
             <w:r>
               <w:rPr>
@@ -415,7 +540,23 @@
                 <w:sz w:val="16"/>
                 <w:szCs w:val="16"/>
               </w:rPr>
-              <w:t xml:space="preserve"> in ReactJS, NextJS and micro-frontend architectures. </w:t>
+              <w:t xml:space="preserve"> in ReactJS, </w:t>
+            </w:r>
+            <w:proofErr w:type="spellStart"/>
+            <w:r>
+              <w:rPr>
+                <w:sz w:val="16"/>
+                <w:szCs w:val="16"/>
+              </w:rPr>
+              <w:t>NextJS</w:t>
+            </w:r>
+            <w:proofErr w:type="spellEnd"/>
+            <w:r>
+              <w:rPr>
+                <w:sz w:val="16"/>
+                <w:szCs w:val="16"/>
+              </w:rPr>
+              <w:t xml:space="preserve"> and micro-frontend architectures. </w:t>
             </w:r>
             <w:r>
               <w:rPr>
@@ -623,19 +764,42 @@
               </w:rPr>
               <w:t xml:space="preserve">I am a </w:t>
             </w:r>
-            <w:r>
-              <w:rPr>
-                <w:sz w:val="16"/>
-                <w:szCs w:val="16"/>
-              </w:rPr>
-              <w:t xml:space="preserve">github </w:t>
-            </w:r>
-            <w:r>
-              <w:rPr>
-                <w:sz w:val="16"/>
-                <w:szCs w:val="16"/>
-              </w:rPr>
-              <w:t>co-pilot AI practioner</w:t>
+            <w:proofErr w:type="spellStart"/>
+            <w:r>
+              <w:rPr>
+                <w:sz w:val="16"/>
+                <w:szCs w:val="16"/>
+              </w:rPr>
+              <w:t>github</w:t>
+            </w:r>
+            <w:proofErr w:type="spellEnd"/>
+            <w:r>
+              <w:rPr>
+                <w:sz w:val="16"/>
+                <w:szCs w:val="16"/>
+              </w:rPr>
+              <w:t xml:space="preserve"> </w:t>
+            </w:r>
+            <w:r>
+              <w:rPr>
+                <w:sz w:val="16"/>
+                <w:szCs w:val="16"/>
+              </w:rPr>
+              <w:t>co-pilot AI practi</w:t>
+            </w:r>
+            <w:r>
+              <w:rPr>
+                <w:sz w:val="16"/>
+                <w:szCs w:val="16"/>
+              </w:rPr>
+              <w:t>ti</w:t>
+            </w:r>
+            <w:r>
+              <w:rPr>
+                <w:sz w:val="16"/>
+                <w:szCs w:val="16"/>
+              </w:rPr>
+              <w:t>oner</w:t>
             </w:r>
             <w:r>
               <w:rPr>
@@ -728,7 +892,23 @@
                 <w:sz w:val="16"/>
                 <w:szCs w:val="16"/>
               </w:rPr>
-              <w:t xml:space="preserve">I drive the platform migration efforts which saves lot of cost to department eg.  Get rid of AEM licensing by moving </w:t>
+              <w:t xml:space="preserve">I drive the platform migration efforts which saves lot of cost to department </w:t>
+            </w:r>
+            <w:proofErr w:type="spellStart"/>
+            <w:r>
+              <w:rPr>
+                <w:sz w:val="16"/>
+                <w:szCs w:val="16"/>
+              </w:rPr>
+              <w:t>eg.</w:t>
+            </w:r>
+            <w:proofErr w:type="spellEnd"/>
+            <w:r>
+              <w:rPr>
+                <w:sz w:val="16"/>
+                <w:szCs w:val="16"/>
+              </w:rPr>
+              <w:t xml:space="preserve">  Get rid of AEM licensing by moving </w:t>
             </w:r>
             <w:r>
               <w:rPr>
@@ -744,6 +924,7 @@
               </w:rPr>
               <w:t xml:space="preserve"> </w:t>
             </w:r>
+            <w:proofErr w:type="spellStart"/>
             <w:r>
               <w:rPr>
                 <w:b/>
@@ -753,15 +934,27 @@
               </w:rPr>
               <w:t>NextJS</w:t>
             </w:r>
-            <w:r>
-              <w:rPr>
-                <w:b/>
-                <w:bCs/>
-                <w:sz w:val="16"/>
-                <w:szCs w:val="16"/>
-              </w:rPr>
-              <w:t xml:space="preserve"> &amp; PayloadCMS</w:t>
-            </w:r>
+            <w:proofErr w:type="spellEnd"/>
+            <w:r>
+              <w:rPr>
+                <w:b/>
+                <w:bCs/>
+                <w:sz w:val="16"/>
+                <w:szCs w:val="16"/>
+              </w:rPr>
+              <w:t xml:space="preserve"> &amp; </w:t>
+            </w:r>
+            <w:proofErr w:type="spellStart"/>
+            <w:r>
+              <w:rPr>
+                <w:b/>
+                <w:bCs/>
+                <w:sz w:val="16"/>
+                <w:szCs w:val="16"/>
+              </w:rPr>
+              <w:t>PayloadCMS</w:t>
+            </w:r>
+            <w:proofErr w:type="spellEnd"/>
             <w:r>
               <w:rPr>
                 <w:sz w:val="16"/>
@@ -833,7 +1026,23 @@
                 <w:sz w:val="16"/>
                 <w:szCs w:val="16"/>
               </w:rPr>
-              <w:t xml:space="preserve">I engineered micro-frontend architecture for giftcards.com, </w:t>
+              <w:t xml:space="preserve">I engineered </w:t>
+            </w:r>
+            <w:r>
+              <w:rPr>
+                <w:b/>
+                <w:bCs/>
+                <w:sz w:val="16"/>
+                <w:szCs w:val="16"/>
+              </w:rPr>
+              <w:t>micro-frontend</w:t>
+            </w:r>
+            <w:r>
+              <w:rPr>
+                <w:sz w:val="16"/>
+                <w:szCs w:val="16"/>
+              </w:rPr>
+              <w:t xml:space="preserve"> architecture for giftcards.com, </w:t>
             </w:r>
             <w:r>
               <w:rPr>
@@ -868,8 +1077,17 @@
                 <w:sz w:val="16"/>
                 <w:szCs w:val="16"/>
               </w:rPr>
-              <w:t xml:space="preserve"> approx</w:t>
-            </w:r>
+              <w:t xml:space="preserve"> </w:t>
+            </w:r>
+            <w:proofErr w:type="spellStart"/>
+            <w:r>
+              <w:rPr>
+                <w:sz w:val="16"/>
+                <w:szCs w:val="16"/>
+              </w:rPr>
+              <w:t>approx</w:t>
+            </w:r>
+            <w:proofErr w:type="spellEnd"/>
             <w:r>
               <w:rPr>
                 <w:sz w:val="16"/>
@@ -882,7 +1100,14 @@
                 <w:sz w:val="16"/>
                 <w:szCs w:val="16"/>
               </w:rPr>
-              <w:t xml:space="preserve"> by improving build and CI/CD handshakes</w:t>
+              <w:t xml:space="preserve"> by improving build and CI/CD </w:t>
+            </w:r>
+            <w:r>
+              <w:rPr>
+                <w:sz w:val="16"/>
+                <w:szCs w:val="16"/>
+              </w:rPr>
+              <w:t>pipelines</w:t>
             </w:r>
           </w:p>
           <w:p>
@@ -1076,8 +1301,17 @@
                 <w:sz w:val="16"/>
                 <w:szCs w:val="16"/>
               </w:rPr>
-              <w:t>set engineering standards, technical roadmapping</w:t>
-            </w:r>
+              <w:t xml:space="preserve">set engineering standards, technical </w:t>
+            </w:r>
+            <w:proofErr w:type="spellStart"/>
+            <w:r>
+              <w:rPr>
+                <w:sz w:val="16"/>
+                <w:szCs w:val="16"/>
+              </w:rPr>
+              <w:t>roadmapping</w:t>
+            </w:r>
+            <w:proofErr w:type="spellEnd"/>
             <w:r>
               <w:rPr>
                 <w:sz w:val="16"/>
@@ -1184,8 +1418,33 @@
                 <w:sz w:val="16"/>
                 <w:szCs w:val="16"/>
               </w:rPr>
-              <w:t>frontend development mainly ReactJS, NextJS, HTML, CSS, Javascript</w:t>
-            </w:r>
+              <w:t xml:space="preserve">frontend development mainly ReactJS, </w:t>
+            </w:r>
+            <w:proofErr w:type="spellStart"/>
+            <w:r>
+              <w:rPr>
+                <w:sz w:val="16"/>
+                <w:szCs w:val="16"/>
+              </w:rPr>
+              <w:t>NextJS</w:t>
+            </w:r>
+            <w:proofErr w:type="spellEnd"/>
+            <w:r>
+              <w:rPr>
+                <w:sz w:val="16"/>
+                <w:szCs w:val="16"/>
+              </w:rPr>
+              <w:t xml:space="preserve">, HTML, CSS, </w:t>
+            </w:r>
+            <w:proofErr w:type="spellStart"/>
+            <w:r>
+              <w:rPr>
+                <w:sz w:val="16"/>
+                <w:szCs w:val="16"/>
+              </w:rPr>
+              <w:t>Javascript</w:t>
+            </w:r>
+            <w:proofErr w:type="spellEnd"/>
           </w:p>
           <w:p>
             <w:pPr>
@@ -1223,7 +1482,23 @@
                 <w:sz w:val="16"/>
                 <w:szCs w:val="16"/>
               </w:rPr>
-              <w:t xml:space="preserve">esign and implement enterprise-scale web architectures using React, Next.js, Micro-frontends, and Monorepos, seamlessly integrating CMS solutions like </w:t>
+              <w:t xml:space="preserve">esign and implement enterprise-scale web architectures using React, Next.js, Micro-frontends, and </w:t>
+            </w:r>
+            <w:proofErr w:type="spellStart"/>
+            <w:r>
+              <w:rPr>
+                <w:sz w:val="16"/>
+                <w:szCs w:val="16"/>
+              </w:rPr>
+              <w:t>Monorepos</w:t>
+            </w:r>
+            <w:proofErr w:type="spellEnd"/>
+            <w:r>
+              <w:rPr>
+                <w:sz w:val="16"/>
+                <w:szCs w:val="16"/>
+              </w:rPr>
+              <w:t xml:space="preserve">, seamlessly integrating CMS solutions like </w:t>
             </w:r>
             <w:r>
               <w:rPr>
@@ -1290,7 +1565,37 @@
                 <w:sz w:val="16"/>
                 <w:szCs w:val="16"/>
               </w:rPr>
-              <w:t>stablish automated CI/CD pipelines (GitHub Actions, SonarQube, Snyk) to enforce security scanning, automated testing</w:t>
+              <w:t>stablish</w:t>
+            </w:r>
+            <w:r>
+              <w:rPr>
+                <w:sz w:val="16"/>
+                <w:szCs w:val="16"/>
+              </w:rPr>
+              <w:t>ed</w:t>
+            </w:r>
+            <w:r>
+              <w:rPr>
+                <w:sz w:val="16"/>
+                <w:szCs w:val="16"/>
+              </w:rPr>
+              <w:t xml:space="preserve"> automated CI/CD pipelines (GitHub Actions, SonarQube, </w:t>
+            </w:r>
+            <w:proofErr w:type="spellStart"/>
+            <w:r>
+              <w:rPr>
+                <w:sz w:val="16"/>
+                <w:szCs w:val="16"/>
+              </w:rPr>
+              <w:t>Snyk</w:t>
+            </w:r>
+            <w:proofErr w:type="spellEnd"/>
+            <w:r>
+              <w:rPr>
+                <w:sz w:val="16"/>
+                <w:szCs w:val="16"/>
+              </w:rPr>
+              <w:t>) to enforce security scanning, automated testing</w:t>
             </w:r>
             <w:r>
               <w:rPr>
@@ -1305,6 +1610,20 @@
                 <w:szCs w:val="16"/>
               </w:rPr>
               <w:t>, and zero-downtime releases</w:t>
+            </w:r>
+            <w:r>
+              <w:rPr>
+                <w:sz w:val="16"/>
+                <w:szCs w:val="16"/>
+              </w:rPr>
+              <w:t xml:space="preserve"> and saving dev </w:t>
+            </w:r>
+            <w:r>
+              <w:rPr>
+                <w:sz w:val="16"/>
+                <w:szCs w:val="16"/>
+              </w:rPr>
+              <w:t>time</w:t>
             </w:r>
           </w:p>
           <w:p>
@@ -1369,6 +1688,7 @@
               </w:rPr>
               <w:t xml:space="preserve"> + </w:t>
             </w:r>
+            <w:proofErr w:type="spellStart"/>
             <w:r>
               <w:rPr>
                 <w:b/>
@@ -1378,6 +1698,7 @@
               </w:rPr>
               <w:t>MonoRepo</w:t>
             </w:r>
+            <w:proofErr w:type="spellEnd"/>
             <w:r>
               <w:rPr>
                 <w:sz w:val="16"/>
@@ -1536,14 +1857,25 @@
               </w:rPr>
               <w:t xml:space="preserve"> by using </w:t>
             </w:r>
-            <w:r>
-              <w:rPr>
-                <w:b/>
-                <w:bCs/>
-                <w:sz w:val="16"/>
-                <w:szCs w:val="16"/>
-              </w:rPr>
-              <w:t>eslint &amp; snapshot</w:t>
+            <w:proofErr w:type="spellStart"/>
+            <w:r>
+              <w:rPr>
+                <w:b/>
+                <w:bCs/>
+                <w:sz w:val="16"/>
+                <w:szCs w:val="16"/>
+              </w:rPr>
+              <w:t>eslint</w:t>
+            </w:r>
+            <w:proofErr w:type="spellEnd"/>
+            <w:r>
+              <w:rPr>
+                <w:b/>
+                <w:bCs/>
+                <w:sz w:val="16"/>
+                <w:szCs w:val="16"/>
+              </w:rPr>
+              <w:t xml:space="preserve"> &amp; snapshot</w:t>
             </w:r>
             <w:r>
               <w:rPr>
@@ -1634,6 +1966,7 @@
               </w:rPr>
               <w:t xml:space="preserve"> code quality using </w:t>
             </w:r>
+            <w:proofErr w:type="spellStart"/>
             <w:r>
               <w:rPr>
                 <w:b/>
@@ -1643,6 +1976,7 @@
               </w:rPr>
               <w:t>sonarqube</w:t>
             </w:r>
+            <w:proofErr w:type="spellEnd"/>
             <w:r>
               <w:rPr>
                 <w:sz w:val="16"/>
@@ -1666,6 +2000,7 @@
               </w:rPr>
               <w:t xml:space="preserve">, </w:t>
             </w:r>
+            <w:proofErr w:type="spellStart"/>
             <w:r>
               <w:rPr>
                 <w:b/>
@@ -1684,6 +2019,7 @@
               </w:rPr>
               <w:t>yk</w:t>
             </w:r>
+            <w:proofErr w:type="spellEnd"/>
             <w:r>
               <w:rPr>
                 <w:sz w:val="16"/>
@@ -1738,12 +2074,21 @@
               </w:rPr>
               <w:t xml:space="preserve">patterns </w:t>
             </w:r>
-            <w:r>
-              <w:rPr>
-                <w:sz w:val="16"/>
-                <w:szCs w:val="16"/>
-              </w:rPr>
-              <w:t>e.g OAuth2.0 &amp;</w:t>
+            <w:proofErr w:type="spellStart"/>
+            <w:r>
+              <w:rPr>
+                <w:sz w:val="16"/>
+                <w:szCs w:val="16"/>
+              </w:rPr>
+              <w:t>e.g</w:t>
+            </w:r>
+            <w:proofErr w:type="spellEnd"/>
+            <w:r>
+              <w:rPr>
+                <w:sz w:val="16"/>
+                <w:szCs w:val="16"/>
+              </w:rPr>
+              <w:t xml:space="preserve"> OAuth2.0 &amp;</w:t>
             </w:r>
             <w:r>
               <w:rPr>
@@ -2253,6 +2598,7 @@
               </w:rPr>
               <w:t xml:space="preserve"> | </w:t>
             </w:r>
+            <w:proofErr w:type="spellStart"/>
             <w:r>
               <w:rPr>
                 <w:b/>
@@ -2262,6 +2608,7 @@
               </w:rPr>
               <w:t>Leankit</w:t>
             </w:r>
+            <w:proofErr w:type="spellEnd"/>
             <w:r>
               <w:rPr>
                 <w:sz w:val="16"/>
@@ -2413,6 +2760,7 @@
                 <w:szCs w:val="14"/>
               </w:rPr>
             </w:pPr>
+            <w:proofErr w:type="spellStart"/>
             <w:r>
               <w:rPr>
                 <w:b/>
@@ -2422,6 +2770,7 @@
               </w:rPr>
               <w:t>BTechIT</w:t>
             </w:r>
+            <w:proofErr w:type="spellEnd"/>
             <w:r>
               <w:rPr>
                 <w:sz w:val="14"/>
@@ -2565,7 +2914,7 @@
                 <w:sz w:val="14"/>
                 <w:szCs w:val="14"/>
               </w:rPr>
-              <w:t>WES Ref: 5099000IMM, Aug’21</w:t>
+              <w:t>D2C innovation award, BHN, 2026</w:t>
             </w:r>
           </w:p>
           <w:p>
@@ -2587,29 +2936,7 @@
                 <w:sz w:val="14"/>
                 <w:szCs w:val="14"/>
               </w:rPr>
-              <w:t>IELTS General: 010708, Aug’21</w:t>
-            </w:r>
-          </w:p>
-          <w:p>
-            <w:pPr>
-              <w:jc w:val="left"/>
-              <w:rPr>
-                <w:b/>
-                <w:bCs/>
-                <w:sz w:val="18"/>
-                <w:szCs w:val="18"/>
-                <w:u w:val="single"/>
-              </w:rPr>
-            </w:pPr>
-            <w:r>
-              <w:rPr>
-                <w:b/>
-                <w:bCs/>
-                <w:sz w:val="18"/>
-                <w:szCs w:val="18"/>
-                <w:u w:val="single"/>
-              </w:rPr>
-              <w:t>Community</w:t>
+              <w:t>WES Ref: 5099000IMM, Aug’21</w:t>
             </w:r>
           </w:p>
           <w:p>
@@ -2631,7 +2958,7 @@
                 <w:sz w:val="14"/>
                 <w:szCs w:val="14"/>
               </w:rPr>
-              <w:t>npm i oneliners</w:t>
+              <w:t>IELTS General: 010708, Aug’21</w:t>
             </w:r>
           </w:p>
           <w:p>
@@ -2653,9 +2980,68 @@
                 <w:szCs w:val="18"/>
                 <w:u w:val="single"/>
               </w:rPr>
-              <w:t>Explore</w:t>
-            </w:r>
-            <w:r>
+              <w:t>Community</w:t>
+            </w:r>
+          </w:p>
+          <w:p>
+            <w:pPr>
+              <w:pStyle w:val="ListParagraph"/>
+              <w:numPr>
+                <w:ilvl w:val="0"/>
+                <w:numId w:val="3"/>
+              </w:numPr>
+              <w:ind w:left="84" w:hanging="84"/>
+              <w:jc w:val="left"/>
+              <w:rPr>
+                <w:sz w:val="14"/>
+                <w:szCs w:val="14"/>
+              </w:rPr>
+            </w:pPr>
+            <w:proofErr w:type="spellStart"/>
+            <w:r>
+              <w:rPr>
+                <w:sz w:val="14"/>
+                <w:szCs w:val="14"/>
+              </w:rPr>
+              <w:t>npm</w:t>
+            </w:r>
+            <w:proofErr w:type="spellEnd"/>
+            <w:r>
+              <w:rPr>
+                <w:sz w:val="14"/>
+                <w:szCs w:val="14"/>
+              </w:rPr>
+              <w:t xml:space="preserve"> </w:t>
+            </w:r>
+            <w:proofErr w:type="spellStart"/>
+            <w:r>
+              <w:rPr>
+                <w:sz w:val="14"/>
+                <w:szCs w:val="14"/>
+              </w:rPr>
+              <w:t>i</w:t>
+            </w:r>
+            <w:proofErr w:type="spellEnd"/>
+            <w:r>
+              <w:rPr>
+                <w:sz w:val="14"/>
+                <w:szCs w:val="14"/>
+              </w:rPr>
+              <w:t xml:space="preserve"> </w:t>
+            </w:r>
+            <w:proofErr w:type="spellStart"/>
+            <w:r>
+              <w:rPr>
+                <w:sz w:val="14"/>
+                <w:szCs w:val="14"/>
+              </w:rPr>
+              <w:t>oneliners</w:t>
+            </w:r>
+            <w:proofErr w:type="spellEnd"/>
+          </w:p>
+          <w:p>
+            <w:pPr>
+              <w:jc w:val="left"/>
               <w:rPr>
                 <w:b/>
                 <w:bCs/>
@@ -2663,8 +3049,7 @@
                 <w:szCs w:val="18"/>
                 <w:u w:val="single"/>
               </w:rPr>
-              <w:t>s</w:t>
-            </w:r>
+            </w:pPr>
             <w:r>
               <w:rPr>
                 <w:b/>
@@ -2673,6 +3058,26 @@
                 <w:szCs w:val="18"/>
                 <w:u w:val="single"/>
               </w:rPr>
+              <w:t>Explore</w:t>
+            </w:r>
+            <w:r>
+              <w:rPr>
+                <w:b/>
+                <w:bCs/>
+                <w:sz w:val="18"/>
+                <w:szCs w:val="18"/>
+                <w:u w:val="single"/>
+              </w:rPr>
+              <w:t>s</w:t>
+            </w:r>
+            <w:r>
+              <w:rPr>
+                <w:b/>
+                <w:bCs/>
+                <w:sz w:val="18"/>
+                <w:szCs w:val="18"/>
+                <w:u w:val="single"/>
+              </w:rPr>
               <w:t xml:space="preserve"> &amp; Embeds</w:t>
             </w:r>
           </w:p>
@@ -2712,6 +3117,7 @@
               </w:rPr>
               <w:t xml:space="preserve">, </w:t>
             </w:r>
+            <w:proofErr w:type="gramStart"/>
             <w:r>
               <w:rPr>
                 <w:sz w:val="14"/>
@@ -2726,6 +3132,7 @@
               </w:rPr>
               <w:t>,wcm.com</w:t>
             </w:r>
+            <w:proofErr w:type="gramEnd"/>
             <w:r>
               <w:rPr>
                 <w:sz w:val="14"/>
@@ -3056,8 +3463,17 @@
                 <w:sz w:val="16"/>
                 <w:szCs w:val="16"/>
               </w:rPr>
-              <w:t xml:space="preserve"> for prepaid giftcards</w:t>
-            </w:r>
+              <w:t xml:space="preserve"> for prepaid </w:t>
+            </w:r>
+            <w:proofErr w:type="spellStart"/>
+            <w:r>
+              <w:rPr>
+                <w:sz w:val="16"/>
+                <w:szCs w:val="16"/>
+              </w:rPr>
+              <w:t>giftcards</w:t>
+            </w:r>
+            <w:proofErr w:type="spellEnd"/>
             <w:r>
               <w:rPr>
                 <w:sz w:val="16"/>
@@ -3129,7 +3545,23 @@
                 <w:sz w:val="16"/>
                 <w:szCs w:val="16"/>
               </w:rPr>
-              <w:t>: React18, AEM, Payload CMS, Magento Adobe Commerce, nodeJS, Adobe Cloud, AWS</w:t>
+              <w:t xml:space="preserve">: React18, AEM, Payload CMS, Magento Adobe Commerce, </w:t>
+            </w:r>
+            <w:proofErr w:type="spellStart"/>
+            <w:r>
+              <w:rPr>
+                <w:sz w:val="16"/>
+                <w:szCs w:val="16"/>
+              </w:rPr>
+              <w:t>nodeJS</w:t>
+            </w:r>
+            <w:proofErr w:type="spellEnd"/>
+            <w:r>
+              <w:rPr>
+                <w:sz w:val="16"/>
+                <w:szCs w:val="16"/>
+              </w:rPr>
+              <w:t>, Adobe Cloud, AWS</w:t>
             </w:r>
           </w:p>
           <w:p>
@@ -3448,12 +3880,21 @@
                       <w:szCs w:val="16"/>
                     </w:rPr>
                   </w:pPr>
+                  <w:proofErr w:type="spellStart"/>
                   <w:r>
                     <w:rPr>
                       <w:sz w:val="16"/>
                       <w:szCs w:val="16"/>
                     </w:rPr>
-                    <w:t>CeX – Colleague Experience Group Economics Team - Mar2021 - Sep2021</w:t>
+                    <w:t>CeX</w:t>
+                  </w:r>
+                  <w:proofErr w:type="spellEnd"/>
+                  <w:r>
+                    <w:rPr>
+                      <w:sz w:val="16"/>
+                      <w:szCs w:val="16"/>
+                    </w:rPr>
+                    <w:t xml:space="preserve"> – Colleague Experience Group Economics Team - Mar2021 - Sep2021</w:t>
                   </w:r>
                 </w:p>
                 <w:p>
@@ -4175,99 +4616,158 @@
                 <w:sz w:val="12"/>
                 <w:szCs w:val="12"/>
               </w:rPr>
-              <w:t xml:space="preserve">+ |NextJS: 2+ | payload CMS: </w:t>
-            </w:r>
+              <w:t>+ |</w:t>
+            </w:r>
+            <w:proofErr w:type="spellStart"/>
             <w:r>
               <w:rPr>
                 <w:sz w:val="12"/>
                 <w:szCs w:val="12"/>
               </w:rPr>
-              <w:t>2</w:t>
-            </w:r>
+              <w:t>NextJS</w:t>
+            </w:r>
+            <w:proofErr w:type="spellEnd"/>
             <w:r>
               <w:rPr>
                 <w:sz w:val="12"/>
                 <w:szCs w:val="12"/>
               </w:rPr>
-              <w:t xml:space="preserve">+ | AEM: </w:t>
+              <w:t xml:space="preserve">: 2+ | payload CMS: </w:t>
             </w:r>
             <w:r>
               <w:rPr>
                 <w:sz w:val="12"/>
                 <w:szCs w:val="12"/>
               </w:rPr>
-              <w:t>4</w:t>
+              <w:t>2</w:t>
             </w:r>
             <w:r>
               <w:rPr>
                 <w:sz w:val="12"/>
                 <w:szCs w:val="12"/>
               </w:rPr>
-              <w:t xml:space="preserve">+ | graphql: 7+ | Html+Css+Js: 12+ | CICD: 7+ | </w:t>
+              <w:t xml:space="preserve">+ | AEM: </w:t>
             </w:r>
             <w:r>
               <w:rPr>
                 <w:sz w:val="12"/>
                 <w:szCs w:val="12"/>
               </w:rPr>
-              <w:t>vitest+</w:t>
+              <w:t>4</w:t>
             </w:r>
             <w:r>
               <w:rPr>
                 <w:sz w:val="12"/>
                 <w:szCs w:val="12"/>
               </w:rPr>
-              <w:t>j</w:t>
-            </w:r>
+              <w:t xml:space="preserve">+ | </w:t>
+            </w:r>
+            <w:proofErr w:type="spellStart"/>
             <w:r>
               <w:rPr>
                 <w:sz w:val="12"/>
                 <w:szCs w:val="12"/>
               </w:rPr>
-              <w:t>est+mocha+</w:t>
-            </w:r>
+              <w:t>graphql</w:t>
+            </w:r>
+            <w:proofErr w:type="spellEnd"/>
             <w:r>
               <w:rPr>
                 <w:sz w:val="12"/>
                 <w:szCs w:val="12"/>
               </w:rPr>
-              <w:t>e</w:t>
-            </w:r>
+              <w:t xml:space="preserve">: 7+ | </w:t>
+            </w:r>
+            <w:proofErr w:type="spellStart"/>
             <w:r>
               <w:rPr>
                 <w:sz w:val="12"/>
                 <w:szCs w:val="12"/>
               </w:rPr>
-              <w:t xml:space="preserve">nzyme | bundling: </w:t>
-            </w:r>
+              <w:t>Html+Css+Js</w:t>
+            </w:r>
+            <w:proofErr w:type="spellEnd"/>
             <w:r>
               <w:rPr>
                 <w:sz w:val="12"/>
                 <w:szCs w:val="12"/>
               </w:rPr>
-              <w:t>turbo+</w:t>
-            </w:r>
+              <w:t xml:space="preserve">: 12+ | CICD: 7+ | </w:t>
+            </w:r>
+            <w:proofErr w:type="spellStart"/>
             <w:r>
               <w:rPr>
                 <w:sz w:val="12"/>
                 <w:szCs w:val="12"/>
               </w:rPr>
-              <w:t>vite</w:t>
+              <w:t>vitest+</w:t>
             </w:r>
             <w:r>
               <w:rPr>
                 <w:sz w:val="12"/>
                 <w:szCs w:val="12"/>
               </w:rPr>
-              <w:t>+</w:t>
+              <w:t>j</w:t>
             </w:r>
             <w:r>
               <w:rPr>
                 <w:sz w:val="12"/>
                 <w:szCs w:val="12"/>
               </w:rPr>
+              <w:t>est+mocha+</w:t>
+            </w:r>
+            <w:r>
+              <w:rPr>
+                <w:sz w:val="12"/>
+                <w:szCs w:val="12"/>
+              </w:rPr>
+              <w:t>e</w:t>
+            </w:r>
+            <w:r>
+              <w:rPr>
+                <w:sz w:val="12"/>
+                <w:szCs w:val="12"/>
+              </w:rPr>
+              <w:t>nzyme</w:t>
+            </w:r>
+            <w:proofErr w:type="spellEnd"/>
+            <w:r>
+              <w:rPr>
+                <w:sz w:val="12"/>
+                <w:szCs w:val="12"/>
+              </w:rPr>
+              <w:t xml:space="preserve"> | bundling: </w:t>
+            </w:r>
+            <w:proofErr w:type="spellStart"/>
+            <w:r>
+              <w:rPr>
+                <w:sz w:val="12"/>
+                <w:szCs w:val="12"/>
+              </w:rPr>
+              <w:t>turbo+</w:t>
+            </w:r>
+            <w:r>
+              <w:rPr>
+                <w:sz w:val="12"/>
+                <w:szCs w:val="12"/>
+              </w:rPr>
+              <w:t>vite</w:t>
+            </w:r>
+            <w:r>
+              <w:rPr>
+                <w:sz w:val="12"/>
+                <w:szCs w:val="12"/>
+              </w:rPr>
+              <w:t>+</w:t>
+            </w:r>
+            <w:r>
+              <w:rPr>
+                <w:sz w:val="12"/>
+                <w:szCs w:val="12"/>
+              </w:rPr>
               <w:t>webpack</w:t>
             </w:r>
+            <w:proofErr w:type="spellEnd"/>
           </w:p>
         </w:tc>
       </w:tr>

--- a/public/docs/dpresume.docx
+++ b/public/docs/dpresume.docx
@@ -512,7 +512,21 @@
                 <w:sz w:val="16"/>
                 <w:szCs w:val="16"/>
               </w:rPr>
-              <w:t xml:space="preserve"> and supporting our main application from development to post deployment</w:t>
+              <w:t xml:space="preserve"> and supporting </w:t>
+            </w:r>
+            <w:r>
+              <w:rPr>
+                <w:sz w:val="16"/>
+                <w:szCs w:val="16"/>
+              </w:rPr>
+              <w:t>all activities in Commerce Solutions</w:t>
+            </w:r>
+            <w:r>
+              <w:rPr>
+                <w:sz w:val="16"/>
+                <w:szCs w:val="16"/>
+              </w:rPr>
+              <w:t xml:space="preserve"> application from development to post deployment</w:t>
             </w:r>
             <w:r>
               <w:rPr>
@@ -570,21 +584,94 @@
                 <w:sz w:val="16"/>
                 <w:szCs w:val="16"/>
               </w:rPr>
-              <w:t xml:space="preserve">global ecommerce platform </w:t>
-            </w:r>
-            <w:r>
-              <w:rPr>
-                <w:sz w:val="16"/>
-                <w:szCs w:val="16"/>
-              </w:rPr>
-              <w:t xml:space="preserve">at BHN </w:t>
-            </w:r>
-            <w:r>
-              <w:rPr>
-                <w:sz w:val="16"/>
-                <w:szCs w:val="16"/>
-              </w:rPr>
-              <w:t>giftcards.com, implementing TDD-based development, CI/CD pipelines and responsive UI components. I Mentor junior developers and champion code quality to deliver scalable web applications.</w:t>
+              <w:t>global ecommerce platform</w:t>
+            </w:r>
+            <w:r>
+              <w:rPr>
+                <w:sz w:val="16"/>
+                <w:szCs w:val="16"/>
+              </w:rPr>
+              <w:t xml:space="preserve"> (</w:t>
+            </w:r>
+            <w:r>
+              <w:rPr>
+                <w:sz w:val="16"/>
+                <w:szCs w:val="16"/>
+              </w:rPr>
+              <w:t>https://www.</w:t>
+            </w:r>
+            <w:r>
+              <w:rPr>
+                <w:sz w:val="16"/>
+                <w:szCs w:val="16"/>
+                <w:u w:val="single"/>
+              </w:rPr>
+              <w:t>giftcards.com</w:t>
+            </w:r>
+            <w:r>
+              <w:rPr>
+                <w:sz w:val="16"/>
+                <w:szCs w:val="16"/>
+              </w:rPr>
+              <w:t>)</w:t>
+            </w:r>
+            <w:r>
+              <w:rPr>
+                <w:sz w:val="16"/>
+                <w:szCs w:val="16"/>
+              </w:rPr>
+              <w:t xml:space="preserve"> </w:t>
+            </w:r>
+            <w:r>
+              <w:rPr>
+                <w:sz w:val="16"/>
+                <w:szCs w:val="16"/>
+              </w:rPr>
+              <w:t>at BH</w:t>
+            </w:r>
+            <w:r>
+              <w:rPr>
+                <w:sz w:val="16"/>
+                <w:szCs w:val="16"/>
+              </w:rPr>
+              <w:t>N</w:t>
+            </w:r>
+            <w:r>
+              <w:rPr>
+                <w:sz w:val="16"/>
+                <w:szCs w:val="16"/>
+              </w:rPr>
+              <w:t>, implementing TDD-based development, CI/CD pipelines and responsive UI components</w:t>
+            </w:r>
+            <w:r>
+              <w:rPr>
+                <w:sz w:val="16"/>
+                <w:szCs w:val="16"/>
+              </w:rPr>
+              <w:t xml:space="preserve"> in micro-frontend </w:t>
+            </w:r>
+            <w:proofErr w:type="spellStart"/>
+            <w:r>
+              <w:rPr>
+                <w:sz w:val="16"/>
+                <w:szCs w:val="16"/>
+              </w:rPr>
+              <w:t>monorepo</w:t>
+            </w:r>
+            <w:proofErr w:type="spellEnd"/>
+            <w:r>
+              <w:rPr>
+                <w:sz w:val="16"/>
+                <w:szCs w:val="16"/>
+              </w:rPr>
+              <w:t xml:space="preserve"> frontend architectures</w:t>
+            </w:r>
+            <w:r>
+              <w:rPr>
+                <w:sz w:val="16"/>
+                <w:szCs w:val="16"/>
+              </w:rPr>
+              <w:t>. I Mentor junior developers and champion code quality to deliver scalable web applications.</w:t>
             </w:r>
           </w:p>
         </w:tc>
@@ -1519,14 +1606,7 @@
                 <w:sz w:val="16"/>
                 <w:szCs w:val="16"/>
               </w:rPr>
-              <w:t>Adobe Experience Manager (AEM</w:t>
-            </w:r>
-            <w:r>
-              <w:rPr>
-                <w:sz w:val="16"/>
-                <w:szCs w:val="16"/>
-              </w:rPr>
-              <w:t>)</w:t>
+              <w:t>AEM</w:t>
             </w:r>
           </w:p>
           <w:p>
@@ -3089,6 +3169,13 @@
                 <w:szCs w:val="14"/>
               </w:rPr>
             </w:pPr>
+            <w:r>
+              <w:rPr>
+                <w:sz w:val="14"/>
+                <w:szCs w:val="14"/>
+              </w:rPr>
+              <w:t xml:space="preserve">Payload CMS, </w:t>
+            </w:r>
             <w:r>
               <w:rPr>
                 <w:sz w:val="14"/>
@@ -3534,47 +3621,35 @@
               <w:rPr>
                 <w:b/>
                 <w:bCs/>
-                <w:sz w:val="16"/>
-                <w:szCs w:val="16"/>
+                <w:sz w:val="14"/>
+                <w:szCs w:val="14"/>
                 <w:u w:val="single"/>
               </w:rPr>
               <w:t>Tech Stack</w:t>
             </w:r>
             <w:r>
               <w:rPr>
-                <w:sz w:val="16"/>
-                <w:szCs w:val="16"/>
+                <w:sz w:val="14"/>
+                <w:szCs w:val="14"/>
               </w:rPr>
               <w:t xml:space="preserve">: React18, AEM, Payload CMS, Magento Adobe Commerce, </w:t>
             </w:r>
             <w:proofErr w:type="spellStart"/>
             <w:r>
               <w:rPr>
-                <w:sz w:val="16"/>
-                <w:szCs w:val="16"/>
+                <w:sz w:val="14"/>
+                <w:szCs w:val="14"/>
               </w:rPr>
               <w:t>nodeJS</w:t>
             </w:r>
             <w:proofErr w:type="spellEnd"/>
             <w:r>
               <w:rPr>
-                <w:sz w:val="16"/>
-                <w:szCs w:val="16"/>
+                <w:sz w:val="14"/>
+                <w:szCs w:val="14"/>
               </w:rPr>
               <w:t>, Adobe Cloud, AWS</w:t>
             </w:r>
-          </w:p>
-          <w:p>
-            <w:pPr>
-              <w:tabs>
-                <w:tab w:val="left" w:pos="215"/>
-                <w:tab w:val="left" w:pos="315"/>
-              </w:tabs>
-              <w:rPr>
-                <w:sz w:val="8"/>
-                <w:szCs w:val="8"/>
-              </w:rPr>
-            </w:pPr>
           </w:p>
           <w:sdt>
             <w:sdtPr>
@@ -3727,33 +3802,25 @@
                 <w:tab w:val="left" w:pos="315"/>
               </w:tabs>
               <w:rPr>
-                <w:sz w:val="18"/>
-                <w:szCs w:val="18"/>
-              </w:rPr>
-            </w:pPr>
-            <w:r>
-              <w:rPr>
-                <w:sz w:val="18"/>
-                <w:szCs w:val="18"/>
+                <w:sz w:val="14"/>
+                <w:szCs w:val="14"/>
+              </w:rPr>
+            </w:pPr>
+            <w:r>
+              <w:rPr>
+                <w:sz w:val="14"/>
+                <w:szCs w:val="14"/>
                 <w:u w:val="single"/>
               </w:rPr>
               <w:t>Tech Stack</w:t>
             </w:r>
             <w:r>
               <w:rPr>
-                <w:sz w:val="18"/>
-                <w:szCs w:val="18"/>
+                <w:sz w:val="14"/>
+                <w:szCs w:val="14"/>
               </w:rPr>
               <w:t>: React, JS, html, power apps</w:t>
             </w:r>
-          </w:p>
-          <w:p>
-            <w:pPr>
-              <w:rPr>
-                <w:sz w:val="8"/>
-                <w:szCs w:val="8"/>
-              </w:rPr>
-            </w:pPr>
           </w:p>
           <w:sdt>
             <w:sdtPr>
@@ -3845,8 +3912,8 @@
               <w:tblLook w:val="04A0" w:firstRow="1" w:lastRow="0" w:firstColumn="1" w:lastColumn="0" w:noHBand="0" w:noVBand="1"/>
             </w:tblPr>
             <w:tblGrid>
-              <w:gridCol w:w="5467"/>
-              <w:gridCol w:w="5467"/>
+              <w:gridCol w:w="5302"/>
+              <w:gridCol w:w="5632"/>
             </w:tblGrid>
             <w:tr>
               <w:trPr>
@@ -3854,7 +3921,7 @@
               </w:trPr>
               <w:tc>
                 <w:tcPr>
-                  <w:tcW w:w="5467" w:type="dxa"/>
+                  <w:tcW w:w="5302" w:type="dxa"/>
                 </w:tcPr>
                 <w:p>
                   <w:pPr>
@@ -3964,7 +4031,7 @@
               </w:tc>
               <w:tc>
                 <w:tcPr>
-                  <w:tcW w:w="5467" w:type="dxa"/>
+                  <w:tcW w:w="5632" w:type="dxa"/>
                 </w:tcPr>
                 <w:p>
                   <w:pPr>
@@ -4130,8 +4197,8 @@
               <w:tblLook w:val="04A0" w:firstRow="1" w:lastRow="0" w:firstColumn="1" w:lastColumn="0" w:noHBand="0" w:noVBand="1"/>
             </w:tblPr>
             <w:tblGrid>
-              <w:gridCol w:w="5467"/>
-              <w:gridCol w:w="5467"/>
+              <w:gridCol w:w="5302"/>
+              <w:gridCol w:w="5632"/>
             </w:tblGrid>
             <w:tr>
               <w:trPr>
@@ -4139,7 +4206,7 @@
               </w:trPr>
               <w:tc>
                 <w:tcPr>
-                  <w:tcW w:w="5467" w:type="dxa"/>
+                  <w:tcW w:w="5302" w:type="dxa"/>
                 </w:tcPr>
                 <w:p>
                   <w:pPr>
@@ -4222,7 +4289,7 @@
               </w:tc>
               <w:tc>
                 <w:tcPr>
-                  <w:tcW w:w="5467" w:type="dxa"/>
+                  <w:tcW w:w="5632" w:type="dxa"/>
                 </w:tcPr>
                 <w:p>
                   <w:pPr>
@@ -4575,6 +4642,7 @@
           </w:tcPr>
           <w:p>
             <w:pPr>
+              <w:ind w:left="-8"/>
               <w:jc w:val="left"/>
               <w:rPr>
                 <w:sz w:val="19"/>
